--- a/ferramentas/referencia.docx
+++ b/ferramentas/referencia.docx
@@ -567,6 +567,7 @@
     <w:qFormat/>
     <w:pPr>
       <w:spacing w:before="36" w:after="36"/>
+      <w:ind w:firstLine="0"/>
     </w:pPr>
   </w:style>
   <w:style w:type="paragraph" w:styleId="Title">
